--- a/Notes/Terraform Notes/Terraform Notes.docx
+++ b/Notes/Terraform Notes/Terraform Notes.docx
@@ -904,6 +904,281 @@
         </w:rPr>
         <w:t>Modules</w:t>
       </w:r>
+    </w:p>
+    <w:p>
+      <w:pPr>
+        <w:jc w:val="center"/>
+        <w:rPr>
+          <w:b/>
+          <w:bCs/>
+          <w:sz w:val="52"/>
+          <w:szCs w:val="52"/>
+          <w:u w:val="single"/>
+        </w:rPr>
+      </w:pPr>
+      <w:r>
+        <w:rPr>
+          <w:b/>
+          <w:bCs/>
+          <w:sz w:val="52"/>
+          <w:szCs w:val="52"/>
+          <w:u w:val="single"/>
+        </w:rPr>
+        <w:t xml:space="preserve">Day </w:t>
+      </w:r>
+      <w:r>
+        <w:rPr>
+          <w:b/>
+          <w:bCs/>
+          <w:sz w:val="52"/>
+          <w:szCs w:val="52"/>
+          <w:u w:val="single"/>
+        </w:rPr>
+        <w:t>81</w:t>
+      </w:r>
+      <w:r>
+        <w:rPr>
+          <w:b/>
+          <w:bCs/>
+          <w:sz w:val="52"/>
+          <w:szCs w:val="52"/>
+          <w:u w:val="single"/>
+        </w:rPr>
+        <w:t>:</w:t>
+      </w:r>
+      <w:r>
+        <w:rPr>
+          <w:b/>
+          <w:bCs/>
+          <w:sz w:val="52"/>
+          <w:szCs w:val="52"/>
+          <w:u w:val="single"/>
+        </w:rPr>
+        <w:t xml:space="preserve"> Terraform</w:t>
+      </w:r>
+    </w:p>
+    <w:p>
+      <w:pPr>
+        <w:rPr>
+          <w:rFonts w:ascii="Google Sans" w:hAnsi="Google Sans"/>
+          <w:color w:val="202124"/>
+          <w:sz w:val="20"/>
+          <w:szCs w:val="20"/>
+          <w:shd w:val="clear" w:color="auto" w:fill="FFFFFF"/>
+        </w:rPr>
+      </w:pPr>
+      <w:proofErr w:type="spellStart"/>
+      <w:r>
+        <w:rPr>
+          <w:rFonts w:ascii="Google Sans" w:hAnsi="Google Sans"/>
+          <w:color w:val="202124"/>
+          <w:sz w:val="20"/>
+          <w:szCs w:val="20"/>
+          <w:shd w:val="clear" w:color="auto" w:fill="FFFFFF"/>
+        </w:rPr>
+        <w:t>Terratest</w:t>
+      </w:r>
+      <w:proofErr w:type="spellEnd"/>
+      <w:r>
+        <w:rPr>
+          <w:rFonts w:ascii="Google Sans" w:hAnsi="Google Sans"/>
+          <w:color w:val="202124"/>
+          <w:sz w:val="20"/>
+          <w:szCs w:val="20"/>
+          <w:shd w:val="clear" w:color="auto" w:fill="FFFFFF"/>
+        </w:rPr>
+        <w:t xml:space="preserve">, terraform cloud, </w:t>
+      </w:r>
+      <w:proofErr w:type="spellStart"/>
+      <w:r>
+        <w:rPr>
+          <w:rFonts w:ascii="Google Sans" w:hAnsi="Google Sans"/>
+          <w:color w:val="202124"/>
+          <w:sz w:val="20"/>
+          <w:szCs w:val="20"/>
+          <w:shd w:val="clear" w:color="auto" w:fill="FFFFFF"/>
+        </w:rPr>
+        <w:t>opentofu</w:t>
+      </w:r>
+      <w:proofErr w:type="spellEnd"/>
+      <w:r>
+        <w:rPr>
+          <w:rFonts w:ascii="Google Sans" w:hAnsi="Google Sans"/>
+          <w:color w:val="202124"/>
+          <w:sz w:val="20"/>
+          <w:szCs w:val="20"/>
+          <w:shd w:val="clear" w:color="auto" w:fill="FFFFFF"/>
+        </w:rPr>
+        <w:t>, null resource, dynamic blocks</w:t>
+      </w:r>
+    </w:p>
+    <w:p>
+      <w:pPr>
+        <w:jc w:val="center"/>
+        <w:rPr>
+          <w:b/>
+          <w:bCs/>
+          <w:sz w:val="52"/>
+          <w:szCs w:val="52"/>
+          <w:u w:val="single"/>
+        </w:rPr>
+      </w:pPr>
+      <w:r>
+        <w:rPr>
+          <w:b/>
+          <w:bCs/>
+          <w:sz w:val="52"/>
+          <w:szCs w:val="52"/>
+          <w:u w:val="single"/>
+        </w:rPr>
+        <w:t xml:space="preserve">Day </w:t>
+      </w:r>
+      <w:r>
+        <w:rPr>
+          <w:b/>
+          <w:bCs/>
+          <w:sz w:val="52"/>
+          <w:szCs w:val="52"/>
+          <w:u w:val="single"/>
+        </w:rPr>
+        <w:t>82</w:t>
+      </w:r>
+      <w:r>
+        <w:rPr>
+          <w:b/>
+          <w:bCs/>
+          <w:sz w:val="52"/>
+          <w:szCs w:val="52"/>
+          <w:u w:val="single"/>
+        </w:rPr>
+        <w:t>:</w:t>
+      </w:r>
+      <w:r>
+        <w:rPr>
+          <w:b/>
+          <w:bCs/>
+          <w:sz w:val="52"/>
+          <w:szCs w:val="52"/>
+          <w:u w:val="single"/>
+        </w:rPr>
+        <w:t xml:space="preserve"> Terraform</w:t>
+      </w:r>
+    </w:p>
+    <w:p>
+      <w:pPr>
+        <w:rPr>
+          <w:rFonts w:ascii="Google Sans" w:hAnsi="Google Sans"/>
+          <w:color w:val="202124"/>
+          <w:sz w:val="20"/>
+          <w:szCs w:val="20"/>
+          <w:shd w:val="clear" w:color="auto" w:fill="FFFFFF"/>
+        </w:rPr>
+      </w:pPr>
+      <w:r>
+        <w:rPr>
+          <w:rFonts w:ascii="Google Sans" w:hAnsi="Google Sans"/>
+          <w:color w:val="202124"/>
+          <w:sz w:val="20"/>
+          <w:szCs w:val="20"/>
+          <w:shd w:val="clear" w:color="auto" w:fill="FFFFFF"/>
+        </w:rPr>
+        <w:t>KMS, Lambda</w:t>
+      </w:r>
+    </w:p>
+    <w:p>
+      <w:pPr>
+        <w:jc w:val="center"/>
+        <w:rPr>
+          <w:b/>
+          <w:bCs/>
+          <w:sz w:val="52"/>
+          <w:szCs w:val="52"/>
+          <w:u w:val="single"/>
+        </w:rPr>
+      </w:pPr>
+      <w:r>
+        <w:rPr>
+          <w:b/>
+          <w:bCs/>
+          <w:sz w:val="52"/>
+          <w:szCs w:val="52"/>
+          <w:u w:val="single"/>
+        </w:rPr>
+        <w:t xml:space="preserve">Day </w:t>
+      </w:r>
+      <w:r>
+        <w:rPr>
+          <w:b/>
+          <w:bCs/>
+          <w:sz w:val="52"/>
+          <w:szCs w:val="52"/>
+          <w:u w:val="single"/>
+        </w:rPr>
+        <w:t>83</w:t>
+      </w:r>
+      <w:r>
+        <w:rPr>
+          <w:b/>
+          <w:bCs/>
+          <w:sz w:val="52"/>
+          <w:szCs w:val="52"/>
+          <w:u w:val="single"/>
+        </w:rPr>
+        <w:t>:</w:t>
+      </w:r>
+      <w:r>
+        <w:rPr>
+          <w:b/>
+          <w:bCs/>
+          <w:sz w:val="52"/>
+          <w:szCs w:val="52"/>
+          <w:u w:val="single"/>
+        </w:rPr>
+        <w:t xml:space="preserve"> Terraform</w:t>
+      </w:r>
+    </w:p>
+    <w:p>
+      <w:pPr>
+        <w:rPr>
+          <w:rFonts w:ascii="Google Sans" w:hAnsi="Google Sans"/>
+          <w:color w:val="202124"/>
+          <w:sz w:val="20"/>
+          <w:szCs w:val="20"/>
+          <w:shd w:val="clear" w:color="auto" w:fill="FFFFFF"/>
+        </w:rPr>
+      </w:pPr>
+      <w:r>
+        <w:rPr>
+          <w:rFonts w:ascii="Google Sans" w:hAnsi="Google Sans"/>
+          <w:color w:val="202124"/>
+          <w:sz w:val="20"/>
+          <w:szCs w:val="20"/>
+          <w:shd w:val="clear" w:color="auto" w:fill="FFFFFF"/>
+        </w:rPr>
+        <w:t>EKS</w:t>
+      </w:r>
+    </w:p>
+    <w:p>
+      <w:pPr>
+        <w:rPr>
+          <w:rFonts w:ascii="Google Sans" w:hAnsi="Google Sans"/>
+          <w:color w:val="202124"/>
+          <w:sz w:val="20"/>
+          <w:szCs w:val="20"/>
+          <w:shd w:val="clear" w:color="auto" w:fill="FFFFFF"/>
+        </w:rPr>
+      </w:pPr>
+    </w:p>
+    <w:p>
+      <w:pPr>
+        <w:rPr>
+          <w:rFonts w:ascii="Google Sans" w:hAnsi="Google Sans"/>
+          <w:color w:val="202124"/>
+          <w:sz w:val="20"/>
+          <w:szCs w:val="20"/>
+          <w:shd w:val="clear" w:color="auto" w:fill="FFFFFF"/>
+        </w:rPr>
+      </w:pPr>
     </w:p>
     <w:sectPr>
       <w:pgSz w:w="11906" w:h="16838"/>
